--- a/windows_test_cli_commands.docx
+++ b/windows_test_cli_commands.docx
@@ -505,6 +505,1078 @@
           <w:color w:val="143D59"/>
           <w:sz w:val="30"/>
         </w:rPr>
+        <w:t>Step 0 - Which shell are you in?</w:t>
+      </w:r>
+    </w:p>
+    <w:p>
+      <w:pPr>
+        <w:spacing w:before="120" w:after="140"/>
+        <w:ind w:left="144"/>
+        <w:shd w:val="clear" w:color="auto" w:fill="FDEAEA"/>
+      </w:pPr>
+      <w:r>
+        <w:rPr>
+          <w:b/>
+          <w:sz w:val="18"/>
+        </w:rPr>
+        <w:t xml:space="preserve">Read this before typing anything.  </w:t>
+      </w:r>
+      <w:r>
+        <w:rPr>
+          <w:sz w:val="18"/>
+        </w:rPr>
+        <w:t>Every command in this document is PowerShell. Roughly a third of them do not exist in cmd.exe, so running the wrong shell produces errors like "'Tee-Object' is not recognized as an internal or external command".</w:t>
+      </w:r>
+    </w:p>
+    <w:p>
+      <w:r>
+        <w:rPr>
+          <w:b w:val="0"/>
+          <w:i w:val="0"/>
+          <w:sz w:val="20"/>
+        </w:rPr>
+        <w:t>Tell them apart by the prompt:</w:t>
+      </w:r>
+    </w:p>
+    <w:tbl>
+      <w:tblPr>
+        <w:tblStyle w:val="TableGrid"/>
+        <w:tblW w:type="auto" w:w="0"/>
+        <w:tblLook w:firstColumn="1" w:firstRow="1" w:lastColumn="0" w:lastRow="0" w:noHBand="0" w:noVBand="1" w:val="04A0"/>
+      </w:tblPr>
+      <w:tblGrid>
+        <w:gridCol w:w="3384"/>
+        <w:gridCol w:w="3384"/>
+        <w:gridCol w:w="3384"/>
+      </w:tblGrid>
+      <w:tr>
+        <w:tc>
+          <w:tcPr>
+            <w:tcW w:type="dxa" w:w="3744"/>
+          </w:tcPr>
+          <w:p>
+            <w:pPr>
+              <w:shd w:val="clear" w:color="auto" w:fill="DCE6F1"/>
+            </w:pPr>
+            <w:r/>
+            <w:r>
+              <w:rPr>
+                <w:b/>
+                <w:sz w:val="17"/>
+              </w:rPr>
+              <w:t>Prompt looks like</w:t>
+            </w:r>
+          </w:p>
+        </w:tc>
+        <w:tc>
+          <w:tcPr>
+            <w:tcW w:type="dxa" w:w="1872"/>
+          </w:tcPr>
+          <w:p>
+            <w:pPr>
+              <w:shd w:val="clear" w:color="auto" w:fill="DCE6F1"/>
+            </w:pPr>
+            <w:r/>
+            <w:r>
+              <w:rPr>
+                <w:b/>
+                <w:sz w:val="17"/>
+              </w:rPr>
+              <w:t>Shell</w:t>
+            </w:r>
+          </w:p>
+        </w:tc>
+        <w:tc>
+          <w:tcPr>
+            <w:tcW w:type="dxa" w:w="3600"/>
+          </w:tcPr>
+          <w:p>
+            <w:pPr>
+              <w:shd w:val="clear" w:color="auto" w:fill="DCE6F1"/>
+            </w:pPr>
+            <w:r/>
+            <w:r>
+              <w:rPr>
+                <w:b/>
+                <w:sz w:val="17"/>
+              </w:rPr>
+              <w:t>Verdict</w:t>
+            </w:r>
+          </w:p>
+        </w:tc>
+      </w:tr>
+      <w:tr>
+        <w:tc>
+          <w:tcPr>
+            <w:tcW w:type="dxa" w:w="3744"/>
+          </w:tcPr>
+          <w:p>
+            <w:pPr>
+              <w:spacing w:after="20"/>
+            </w:pPr>
+            <w:r/>
+            <w:r>
+              <w:rPr>
+                <w:rFonts w:ascii="Consolas" w:hAnsi="Consolas"/>
+                <w:sz w:val="16"/>
+              </w:rPr>
+              <w:t>PS C:\...\document-classifier&gt;</w:t>
+            </w:r>
+          </w:p>
+        </w:tc>
+        <w:tc>
+          <w:tcPr>
+            <w:tcW w:type="dxa" w:w="1872"/>
+          </w:tcPr>
+          <w:p>
+            <w:pPr>
+              <w:spacing w:after="20"/>
+            </w:pPr>
+            <w:r/>
+            <w:r>
+              <w:rPr>
+                <w:sz w:val="17"/>
+              </w:rPr>
+              <w:t>PowerShell</w:t>
+            </w:r>
+          </w:p>
+        </w:tc>
+        <w:tc>
+          <w:tcPr>
+            <w:tcW w:type="dxa" w:w="3600"/>
+          </w:tcPr>
+          <w:p>
+            <w:pPr>
+              <w:spacing w:after="20"/>
+            </w:pPr>
+            <w:r/>
+            <w:r>
+              <w:rPr>
+                <w:sz w:val="17"/>
+              </w:rPr>
+              <w:t>Correct - proceed</w:t>
+            </w:r>
+          </w:p>
+        </w:tc>
+      </w:tr>
+      <w:tr>
+        <w:tc>
+          <w:tcPr>
+            <w:tcW w:type="dxa" w:w="3744"/>
+          </w:tcPr>
+          <w:p>
+            <w:pPr>
+              <w:spacing w:after="20"/>
+            </w:pPr>
+            <w:r/>
+            <w:r>
+              <w:rPr>
+                <w:rFonts w:ascii="Consolas" w:hAnsi="Consolas"/>
+                <w:sz w:val="16"/>
+              </w:rPr>
+              <w:t>(venv) C:\...\document-classifier&gt;</w:t>
+            </w:r>
+          </w:p>
+        </w:tc>
+        <w:tc>
+          <w:tcPr>
+            <w:tcW w:type="dxa" w:w="1872"/>
+          </w:tcPr>
+          <w:p>
+            <w:pPr>
+              <w:spacing w:after="20"/>
+            </w:pPr>
+            <w:r/>
+            <w:r>
+              <w:rPr>
+                <w:sz w:val="17"/>
+              </w:rPr>
+              <w:t>cmd.exe</w:t>
+            </w:r>
+          </w:p>
+        </w:tc>
+        <w:tc>
+          <w:tcPr>
+            <w:tcW w:type="dxa" w:w="3600"/>
+          </w:tcPr>
+          <w:p>
+            <w:pPr>
+              <w:spacing w:after="20"/>
+            </w:pPr>
+            <w:r/>
+            <w:r>
+              <w:rPr>
+                <w:sz w:val="17"/>
+              </w:rPr>
+              <w:t>Wrong shell for this document</w:t>
+            </w:r>
+          </w:p>
+        </w:tc>
+      </w:tr>
+      <w:tr>
+        <w:tc>
+          <w:tcPr>
+            <w:tcW w:type="dxa" w:w="3744"/>
+          </w:tcPr>
+          <w:p>
+            <w:pPr>
+              <w:spacing w:after="20"/>
+            </w:pPr>
+            <w:r/>
+            <w:r>
+              <w:rPr>
+                <w:rFonts w:ascii="Consolas" w:hAnsi="Consolas"/>
+                <w:sz w:val="16"/>
+              </w:rPr>
+              <w:t>C:\...\document-classifier&gt;</w:t>
+            </w:r>
+          </w:p>
+        </w:tc>
+        <w:tc>
+          <w:tcPr>
+            <w:tcW w:type="dxa" w:w="1872"/>
+          </w:tcPr>
+          <w:p>
+            <w:pPr>
+              <w:spacing w:after="20"/>
+            </w:pPr>
+            <w:r/>
+            <w:r>
+              <w:rPr>
+                <w:sz w:val="17"/>
+              </w:rPr>
+              <w:t>cmd.exe</w:t>
+            </w:r>
+          </w:p>
+        </w:tc>
+        <w:tc>
+          <w:tcPr>
+            <w:tcW w:type="dxa" w:w="3600"/>
+          </w:tcPr>
+          <w:p>
+            <w:pPr>
+              <w:spacing w:after="20"/>
+            </w:pPr>
+            <w:r/>
+            <w:r>
+              <w:rPr>
+                <w:sz w:val="17"/>
+              </w:rPr>
+              <w:t>Wrong shell for this document</w:t>
+            </w:r>
+          </w:p>
+        </w:tc>
+      </w:tr>
+    </w:tbl>
+    <w:p>
+      <w:pPr>
+        <w:spacing w:after="20"/>
+      </w:pPr>
+    </w:p>
+    <w:p>
+      <w:r>
+        <w:rPr>
+          <w:b w:val="0"/>
+          <w:i w:val="0"/>
+          <w:sz w:val="20"/>
+        </w:rPr>
+        <w:t>Or ask it directly:</w:t>
+      </w:r>
+    </w:p>
+    <w:p>
+      <w:pPr>
+        <w:spacing w:before="140" w:after="140" w:line="240" w:lineRule="auto"/>
+        <w:ind w:left="202"/>
+        <w:shd w:val="clear" w:color="auto" w:fill="EAF2EA"/>
+      </w:pPr>
+      <w:r>
+        <w:rPr>
+          <w:rFonts w:ascii="Consolas" w:hAnsi="Consolas"/>
+          <w:color w:val="0B2E13"/>
+          <w:sz w:val="18"/>
+        </w:rPr>
+        <w:t>echo $PSVersionTable.PSVersion.Major</w:t>
+      </w:r>
+    </w:p>
+    <w:p>
+      <w:pPr>
+        <w:spacing w:before="40" w:after="80"/>
+      </w:pPr>
+      <w:r>
+        <w:rPr>
+          <w:b/>
+          <w:sz w:val="18"/>
+        </w:rPr>
+        <w:t xml:space="preserve">Expect:  </w:t>
+      </w:r>
+      <w:r>
+        <w:rPr>
+          <w:sz w:val="18"/>
+        </w:rPr>
+        <w:t>a number such as 5 in PowerShell. In cmd.exe you get the literal text '$PSVersionTable.PSVersion.Major' back, unexpanded.</w:t>
+      </w:r>
+    </w:p>
+    <w:p>
+      <w:r>
+        <w:rPr>
+          <w:b/>
+          <w:i w:val="0"/>
+          <w:sz w:val="21"/>
+        </w:rPr>
+        <w:t>Switching to PowerShell (recommended)</w:t>
+      </w:r>
+    </w:p>
+    <w:p>
+      <w:r>
+        <w:rPr>
+          <w:b w:val="0"/>
+          <w:i w:val="0"/>
+          <w:sz w:val="20"/>
+        </w:rPr>
+        <w:t>From a cmd prompt, start PowerShell and re-activate the venv with the .ps1 activator instead of the .bat one:</w:t>
+      </w:r>
+    </w:p>
+    <w:p>
+      <w:pPr>
+        <w:spacing w:before="140" w:after="0" w:line="240" w:lineRule="auto"/>
+        <w:ind w:left="202"/>
+        <w:shd w:val="clear" w:color="auto" w:fill="EAF2EA"/>
+      </w:pPr>
+      <w:r>
+        <w:rPr>
+          <w:rFonts w:ascii="Consolas" w:hAnsi="Consolas"/>
+          <w:color w:val="0B2E13"/>
+          <w:sz w:val="18"/>
+        </w:rPr>
+        <w:t>powershell</w:t>
+      </w:r>
+    </w:p>
+    <w:p>
+      <w:pPr>
+        <w:spacing w:before="0" w:after="0" w:line="240" w:lineRule="auto"/>
+        <w:ind w:left="202"/>
+        <w:shd w:val="clear" w:color="auto" w:fill="EAF2EA"/>
+      </w:pPr>
+      <w:r>
+        <w:rPr>
+          <w:rFonts w:ascii="Consolas" w:hAnsi="Consolas"/>
+          <w:color w:val="0B2E13"/>
+          <w:sz w:val="18"/>
+        </w:rPr>
+        <w:t xml:space="preserve"> </w:t>
+      </w:r>
+    </w:p>
+    <w:p>
+      <w:pPr>
+        <w:spacing w:before="0" w:after="140" w:line="240" w:lineRule="auto"/>
+        <w:ind w:left="202"/>
+        <w:shd w:val="clear" w:color="auto" w:fill="EAF2EA"/>
+      </w:pPr>
+      <w:r>
+        <w:rPr>
+          <w:rFonts w:ascii="Consolas" w:hAnsi="Consolas"/>
+          <w:color w:val="0B2E13"/>
+          <w:sz w:val="18"/>
+        </w:rPr>
+        <w:t>.venv\Scripts\Activate.ps1        # or venv\Scripts\Activate.ps1 if that is your folder name</w:t>
+      </w:r>
+    </w:p>
+    <w:p>
+      <w:pPr>
+        <w:spacing w:before="120" w:after="140"/>
+        <w:ind w:left="144"/>
+        <w:shd w:val="clear" w:color="auto" w:fill="FFF6E5"/>
+      </w:pPr>
+      <w:r>
+        <w:rPr>
+          <w:b/>
+          <w:sz w:val="18"/>
+        </w:rPr>
+        <w:t xml:space="preserve">Venv folder name:  </w:t>
+      </w:r>
+      <w:r>
+        <w:rPr>
+          <w:sz w:val="18"/>
+        </w:rPr>
+        <w:t>install_offline.ps1 creates .venv (with a dot). If yours is named venv, you created it by hand - use whichever name exists. Both work; just be consistent.</w:t>
+      </w:r>
+    </w:p>
+    <w:p>
+      <w:r>
+        <w:rPr>
+          <w:b/>
+          <w:i w:val="0"/>
+          <w:sz w:val="21"/>
+        </w:rPr>
+        <w:t>Staying in cmd.exe instead</w:t>
+      </w:r>
+    </w:p>
+    <w:p>
+      <w:r>
+        <w:rPr>
+          <w:b w:val="0"/>
+          <w:i w:val="0"/>
+          <w:sz w:val="20"/>
+        </w:rPr>
+        <w:t>Everything works, but substitute these. Steps not listed need no change - Step 3 already invokes powershell explicitly, and Step 4 is just an .exe.</w:t>
+      </w:r>
+    </w:p>
+    <w:tbl>
+      <w:tblPr>
+        <w:tblStyle w:val="TableGrid"/>
+        <w:tblW w:type="auto" w:w="0"/>
+        <w:tblLook w:firstColumn="1" w:firstRow="1" w:lastColumn="0" w:lastRow="0" w:noHBand="0" w:noVBand="1" w:val="04A0"/>
+      </w:tblPr>
+      <w:tblGrid>
+        <w:gridCol w:w="3384"/>
+        <w:gridCol w:w="3384"/>
+        <w:gridCol w:w="3384"/>
+      </w:tblGrid>
+      <w:tr>
+        <w:tc>
+          <w:tcPr>
+            <w:tcW w:type="dxa" w:w="648"/>
+          </w:tcPr>
+          <w:p>
+            <w:pPr>
+              <w:shd w:val="clear" w:color="auto" w:fill="DCE6F1"/>
+            </w:pPr>
+            <w:r/>
+            <w:r>
+              <w:rPr>
+                <w:b/>
+                <w:sz w:val="17"/>
+              </w:rPr>
+              <w:t>Step</w:t>
+            </w:r>
+          </w:p>
+        </w:tc>
+        <w:tc>
+          <w:tcPr>
+            <w:tcW w:type="dxa" w:w="4248"/>
+          </w:tcPr>
+          <w:p>
+            <w:pPr>
+              <w:shd w:val="clear" w:color="auto" w:fill="DCE6F1"/>
+            </w:pPr>
+            <w:r/>
+            <w:r>
+              <w:rPr>
+                <w:b/>
+                <w:sz w:val="17"/>
+              </w:rPr>
+              <w:t>PowerShell (as written)</w:t>
+            </w:r>
+          </w:p>
+        </w:tc>
+        <w:tc>
+          <w:tcPr>
+            <w:tcW w:type="dxa" w:w="4320"/>
+          </w:tcPr>
+          <w:p>
+            <w:pPr>
+              <w:shd w:val="clear" w:color="auto" w:fill="DCE6F1"/>
+            </w:pPr>
+            <w:r/>
+            <w:r>
+              <w:rPr>
+                <w:b/>
+                <w:sz w:val="17"/>
+              </w:rPr>
+              <w:t>cmd.exe equivalent</w:t>
+            </w:r>
+          </w:p>
+        </w:tc>
+      </w:tr>
+      <w:tr>
+        <w:tc>
+          <w:tcPr>
+            <w:tcW w:type="dxa" w:w="648"/>
+          </w:tcPr>
+          <w:p>
+            <w:pPr>
+              <w:spacing w:after="20"/>
+            </w:pPr>
+            <w:r/>
+            <w:r>
+              <w:rPr>
+                <w:sz w:val="16"/>
+              </w:rPr>
+              <w:t>2</w:t>
+            </w:r>
+          </w:p>
+        </w:tc>
+        <w:tc>
+          <w:tcPr>
+            <w:tcW w:type="dxa" w:w="4248"/>
+          </w:tcPr>
+          <w:p>
+            <w:pPr>
+              <w:spacing w:after="20"/>
+            </w:pPr>
+            <w:r/>
+            <w:r>
+              <w:rPr>
+                <w:rFonts w:ascii="Consolas" w:hAnsi="Consolas"/>
+                <w:sz w:val="16"/>
+              </w:rPr>
+              <w:t>Get-ChildItem packages\wheels\*.whl | Measure-Object</w:t>
+            </w:r>
+          </w:p>
+        </w:tc>
+        <w:tc>
+          <w:tcPr>
+            <w:tcW w:type="dxa" w:w="4320"/>
+          </w:tcPr>
+          <w:p>
+            <w:pPr>
+              <w:spacing w:after="20"/>
+            </w:pPr>
+            <w:r/>
+            <w:r>
+              <w:rPr>
+                <w:rFonts w:ascii="Consolas" w:hAnsi="Consolas"/>
+                <w:sz w:val="16"/>
+              </w:rPr>
+              <w:t>dir /b packages\wheels\*.whl | find /c ".whl"</w:t>
+            </w:r>
+          </w:p>
+        </w:tc>
+      </w:tr>
+      <w:tr>
+        <w:tc>
+          <w:tcPr>
+            <w:tcW w:type="dxa" w:w="648"/>
+          </w:tcPr>
+          <w:p>
+            <w:pPr>
+              <w:spacing w:after="20"/>
+            </w:pPr>
+            <w:r/>
+            <w:r>
+              <w:rPr>
+                <w:sz w:val="16"/>
+              </w:rPr>
+              <w:t>4</w:t>
+            </w:r>
+          </w:p>
+        </w:tc>
+        <w:tc>
+          <w:tcPr>
+            <w:tcW w:type="dxa" w:w="4248"/>
+          </w:tcPr>
+          <w:p>
+            <w:pPr>
+              <w:spacing w:after="20"/>
+            </w:pPr>
+            <w:r/>
+            <w:r>
+              <w:rPr>
+                <w:rFonts w:ascii="Consolas" w:hAnsi="Consolas"/>
+                <w:sz w:val="16"/>
+              </w:rPr>
+              <w:t>Start-Process -Wait .\packages\tools\...exe</w:t>
+            </w:r>
+          </w:p>
+        </w:tc>
+        <w:tc>
+          <w:tcPr>
+            <w:tcW w:type="dxa" w:w="4320"/>
+          </w:tcPr>
+          <w:p>
+            <w:pPr>
+              <w:spacing w:after="20"/>
+            </w:pPr>
+            <w:r/>
+            <w:r>
+              <w:rPr>
+                <w:rFonts w:ascii="Consolas" w:hAnsi="Consolas"/>
+                <w:sz w:val="16"/>
+              </w:rPr>
+              <w:t>packages\tools\tesseract-ocr-w64-setup-5.4.0.20240606.exe</w:t>
+            </w:r>
+          </w:p>
+        </w:tc>
+      </w:tr>
+      <w:tr>
+        <w:tc>
+          <w:tcPr>
+            <w:tcW w:type="dxa" w:w="648"/>
+          </w:tcPr>
+          <w:p>
+            <w:pPr>
+              <w:spacing w:after="20"/>
+            </w:pPr>
+            <w:r/>
+            <w:r>
+              <w:rPr>
+                <w:sz w:val="16"/>
+              </w:rPr>
+              <w:t>5</w:t>
+            </w:r>
+          </w:p>
+        </w:tc>
+        <w:tc>
+          <w:tcPr>
+            <w:tcW w:type="dxa" w:w="4248"/>
+          </w:tcPr>
+          <w:p>
+            <w:pPr>
+              <w:spacing w:after="20"/>
+            </w:pPr>
+            <w:r/>
+            <w:r>
+              <w:rPr>
+                <w:rFonts w:ascii="Consolas" w:hAnsi="Consolas"/>
+                <w:sz w:val="16"/>
+              </w:rPr>
+              <w:t>.venv\Scripts\Activate.ps1</w:t>
+            </w:r>
+          </w:p>
+        </w:tc>
+        <w:tc>
+          <w:tcPr>
+            <w:tcW w:type="dxa" w:w="4320"/>
+          </w:tcPr>
+          <w:p>
+            <w:pPr>
+              <w:spacing w:after="20"/>
+            </w:pPr>
+            <w:r/>
+            <w:r>
+              <w:rPr>
+                <w:rFonts w:ascii="Consolas" w:hAnsi="Consolas"/>
+                <w:sz w:val="16"/>
+              </w:rPr>
+              <w:t>venv\Scripts\activate.bat</w:t>
+            </w:r>
+          </w:p>
+        </w:tc>
+      </w:tr>
+      <w:tr>
+        <w:tc>
+          <w:tcPr>
+            <w:tcW w:type="dxa" w:w="648"/>
+          </w:tcPr>
+          <w:p>
+            <w:pPr>
+              <w:spacing w:after="20"/>
+            </w:pPr>
+            <w:r/>
+            <w:r>
+              <w:rPr>
+                <w:sz w:val="16"/>
+              </w:rPr>
+              <w:t>8</w:t>
+            </w:r>
+          </w:p>
+        </w:tc>
+        <w:tc>
+          <w:tcPr>
+            <w:tcW w:type="dxa" w:w="4248"/>
+          </w:tcPr>
+          <w:p>
+            <w:pPr>
+              <w:spacing w:after="20"/>
+            </w:pPr>
+            <w:r/>
+            <w:r>
+              <w:rPr>
+                <w:rFonts w:ascii="Consolas" w:hAnsi="Consolas"/>
+                <w:sz w:val="16"/>
+              </w:rPr>
+              <w:t>New-Item -ItemType Directory -Force -Path X</w:t>
+            </w:r>
+          </w:p>
+        </w:tc>
+        <w:tc>
+          <w:tcPr>
+            <w:tcW w:type="dxa" w:w="4320"/>
+          </w:tcPr>
+          <w:p>
+            <w:pPr>
+              <w:spacing w:after="20"/>
+            </w:pPr>
+            <w:r/>
+            <w:r>
+              <w:rPr>
+                <w:rFonts w:ascii="Consolas" w:hAnsi="Consolas"/>
+                <w:sz w:val="16"/>
+              </w:rPr>
+              <w:t>mkdir X</w:t>
+            </w:r>
+          </w:p>
+        </w:tc>
+      </w:tr>
+      <w:tr>
+        <w:tc>
+          <w:tcPr>
+            <w:tcW w:type="dxa" w:w="648"/>
+          </w:tcPr>
+          <w:p>
+            <w:pPr>
+              <w:spacing w:after="20"/>
+            </w:pPr>
+            <w:r/>
+            <w:r>
+              <w:rPr>
+                <w:sz w:val="16"/>
+              </w:rPr>
+              <w:t>11, 12</w:t>
+            </w:r>
+          </w:p>
+        </w:tc>
+        <w:tc>
+          <w:tcPr>
+            <w:tcW w:type="dxa" w:w="4248"/>
+          </w:tcPr>
+          <w:p>
+            <w:pPr>
+              <w:spacing w:after="20"/>
+            </w:pPr>
+            <w:r/>
+            <w:r>
+              <w:rPr>
+                <w:sz w:val="16"/>
+              </w:rPr>
+              <w:t>backtick ` at end of line (continuation)</w:t>
+            </w:r>
+          </w:p>
+        </w:tc>
+        <w:tc>
+          <w:tcPr>
+            <w:tcW w:type="dxa" w:w="4320"/>
+          </w:tcPr>
+          <w:p>
+            <w:pPr>
+              <w:spacing w:after="20"/>
+            </w:pPr>
+            <w:r/>
+            <w:r>
+              <w:rPr>
+                <w:sz w:val="16"/>
+              </w:rPr>
+              <w:t>`^` at end of line, or write it all on one line</w:t>
+            </w:r>
+          </w:p>
+        </w:tc>
+      </w:tr>
+      <w:tr>
+        <w:tc>
+          <w:tcPr>
+            <w:tcW w:type="dxa" w:w="648"/>
+          </w:tcPr>
+          <w:p>
+            <w:pPr>
+              <w:spacing w:after="20"/>
+            </w:pPr>
+            <w:r/>
+            <w:r>
+              <w:rPr>
+                <w:sz w:val="16"/>
+              </w:rPr>
+              <w:t>12</w:t>
+            </w:r>
+          </w:p>
+        </w:tc>
+        <w:tc>
+          <w:tcPr>
+            <w:tcW w:type="dxa" w:w="4248"/>
+          </w:tcPr>
+          <w:p>
+            <w:pPr>
+              <w:spacing w:after="20"/>
+            </w:pPr>
+            <w:r/>
+            <w:r>
+              <w:rPr>
+                <w:rFonts w:ascii="Consolas" w:hAnsi="Consolas"/>
+                <w:sz w:val="16"/>
+              </w:rPr>
+              <w:t>... 2&gt;&amp;1 | Tee-Object -FilePath bench.log</w:t>
+            </w:r>
+          </w:p>
+        </w:tc>
+        <w:tc>
+          <w:tcPr>
+            <w:tcW w:type="dxa" w:w="4320"/>
+          </w:tcPr>
+          <w:p>
+            <w:pPr>
+              <w:spacing w:after="20"/>
+            </w:pPr>
+            <w:r/>
+            <w:r>
+              <w:rPr>
+                <w:rFonts w:ascii="Consolas" w:hAnsi="Consolas"/>
+                <w:sz w:val="16"/>
+              </w:rPr>
+              <w:t>... &gt; bench.log 2&gt;&amp;1</w:t>
+            </w:r>
+          </w:p>
+        </w:tc>
+      </w:tr>
+      <w:tr>
+        <w:tc>
+          <w:tcPr>
+            <w:tcW w:type="dxa" w:w="648"/>
+          </w:tcPr>
+          <w:p>
+            <w:pPr>
+              <w:spacing w:after="20"/>
+            </w:pPr>
+            <w:r/>
+            <w:r>
+              <w:rPr>
+                <w:sz w:val="16"/>
+              </w:rPr>
+              <w:t>14</w:t>
+            </w:r>
+          </w:p>
+        </w:tc>
+        <w:tc>
+          <w:tcPr>
+            <w:tcW w:type="dxa" w:w="4248"/>
+          </w:tcPr>
+          <w:p>
+            <w:pPr>
+              <w:spacing w:after="20"/>
+            </w:pPr>
+            <w:r/>
+            <w:r>
+              <w:rPr>
+                <w:rFonts w:ascii="Consolas" w:hAnsi="Consolas"/>
+                <w:sz w:val="16"/>
+              </w:rPr>
+              <w:t>Remove-Item -Recurse -Force data\sqlite\app.db, data\lancedb</w:t>
+            </w:r>
+          </w:p>
+        </w:tc>
+        <w:tc>
+          <w:tcPr>
+            <w:tcW w:type="dxa" w:w="4320"/>
+          </w:tcPr>
+          <w:p>
+            <w:pPr>
+              <w:spacing w:after="20"/>
+            </w:pPr>
+            <w:r/>
+            <w:r>
+              <w:rPr>
+                <w:rFonts w:ascii="Consolas" w:hAnsi="Consolas"/>
+                <w:sz w:val="16"/>
+              </w:rPr>
+              <w:t>del /q data\sqlite\app.db` then `rmdir /s /q data\lancedb</w:t>
+            </w:r>
+          </w:p>
+        </w:tc>
+      </w:tr>
+      <w:tr>
+        <w:tc>
+          <w:tcPr>
+            <w:tcW w:type="dxa" w:w="648"/>
+          </w:tcPr>
+          <w:p>
+            <w:pPr>
+              <w:spacing w:after="20"/>
+            </w:pPr>
+            <w:r/>
+            <w:r>
+              <w:rPr>
+                <w:sz w:val="16"/>
+              </w:rPr>
+              <w:t>16</w:t>
+            </w:r>
+          </w:p>
+        </w:tc>
+        <w:tc>
+          <w:tcPr>
+            <w:tcW w:type="dxa" w:w="4248"/>
+          </w:tcPr>
+          <w:p>
+            <w:pPr>
+              <w:spacing w:after="20"/>
+            </w:pPr>
+            <w:r/>
+            <w:r>
+              <w:rPr>
+                <w:rFonts w:ascii="Consolas" w:hAnsi="Consolas"/>
+                <w:sz w:val="16"/>
+              </w:rPr>
+              <w:t>Get-ChildItem data\testset -Recurse -File | Copy-Item -Destination data\inbox\</w:t>
+            </w:r>
+          </w:p>
+        </w:tc>
+        <w:tc>
+          <w:tcPr>
+            <w:tcW w:type="dxa" w:w="4320"/>
+          </w:tcPr>
+          <w:p>
+            <w:pPr>
+              <w:spacing w:after="20"/>
+            </w:pPr>
+            <w:r/>
+            <w:r>
+              <w:rPr>
+                <w:rFonts w:ascii="Consolas" w:hAnsi="Consolas"/>
+                <w:sz w:val="16"/>
+              </w:rPr>
+              <w:t>xcopy /Y /S data\testset\*.* data\inbox\</w:t>
+            </w:r>
+          </w:p>
+        </w:tc>
+      </w:tr>
+      <w:tr>
+        <w:tc>
+          <w:tcPr>
+            <w:tcW w:type="dxa" w:w="648"/>
+          </w:tcPr>
+          <w:p>
+            <w:pPr>
+              <w:spacing w:after="20"/>
+            </w:pPr>
+            <w:r/>
+            <w:r>
+              <w:rPr>
+                <w:sz w:val="16"/>
+              </w:rPr>
+              <w:t>19</w:t>
+            </w:r>
+          </w:p>
+        </w:tc>
+        <w:tc>
+          <w:tcPr>
+            <w:tcW w:type="dxa" w:w="4248"/>
+          </w:tcPr>
+          <w:p>
+            <w:pPr>
+              <w:spacing w:after="20"/>
+            </w:pPr>
+            <w:r/>
+            <w:r>
+              <w:rPr>
+                <w:rFonts w:ascii="Consolas" w:hAnsi="Consolas"/>
+                <w:sz w:val="16"/>
+              </w:rPr>
+              <w:t>Copy-Item -Recurse -Force models\* dist\docclassify\models\</w:t>
+            </w:r>
+          </w:p>
+        </w:tc>
+        <w:tc>
+          <w:tcPr>
+            <w:tcW w:type="dxa" w:w="4320"/>
+          </w:tcPr>
+          <w:p>
+            <w:pPr>
+              <w:spacing w:after="20"/>
+            </w:pPr>
+            <w:r/>
+            <w:r>
+              <w:rPr>
+                <w:rFonts w:ascii="Consolas" w:hAnsi="Consolas"/>
+                <w:sz w:val="16"/>
+              </w:rPr>
+              <w:t>xcopy /E /I /Y models dist\docclassify\models</w:t>
+            </w:r>
+          </w:p>
+        </w:tc>
+      </w:tr>
+      <w:tr>
+        <w:tc>
+          <w:tcPr>
+            <w:tcW w:type="dxa" w:w="648"/>
+          </w:tcPr>
+          <w:p>
+            <w:pPr>
+              <w:spacing w:after="20"/>
+            </w:pPr>
+            <w:r/>
+            <w:r>
+              <w:rPr>
+                <w:sz w:val="16"/>
+              </w:rPr>
+              <w:t>19</w:t>
+            </w:r>
+          </w:p>
+        </w:tc>
+        <w:tc>
+          <w:tcPr>
+            <w:tcW w:type="dxa" w:w="4248"/>
+          </w:tcPr>
+          <w:p>
+            <w:pPr>
+              <w:spacing w:after="20"/>
+            </w:pPr>
+            <w:r/>
+            <w:r>
+              <w:rPr>
+                <w:rFonts w:ascii="Consolas" w:hAnsi="Consolas"/>
+                <w:sz w:val="16"/>
+              </w:rPr>
+              <w:t>Select-String -Pattern "missing module named"</w:t>
+            </w:r>
+          </w:p>
+        </w:tc>
+        <w:tc>
+          <w:tcPr>
+            <w:tcW w:type="dxa" w:w="4320"/>
+          </w:tcPr>
+          <w:p>
+            <w:pPr>
+              <w:spacing w:after="20"/>
+            </w:pPr>
+            <w:r/>
+            <w:r>
+              <w:rPr>
+                <w:rFonts w:ascii="Consolas" w:hAnsi="Consolas"/>
+                <w:sz w:val="16"/>
+              </w:rPr>
+              <w:t>findstr /c:"missing module named"</w:t>
+            </w:r>
+          </w:p>
+        </w:tc>
+      </w:tr>
+    </w:tbl>
+    <w:p>
+      <w:pPr>
+        <w:spacing w:after="20"/>
+      </w:pPr>
+    </w:p>
+    <w:p>
+      <w:pPr>
+        <w:spacing w:before="120" w:after="140"/>
+        <w:ind w:left="144"/>
+        <w:shd w:val="clear" w:color="auto" w:fill="EAF3EA"/>
+      </w:pPr>
+      <w:r>
+        <w:rPr>
+          <w:b/>
+          <w:sz w:val="18"/>
+        </w:rPr>
+        <w:t xml:space="preserve">Logging is actually cleaner in cmd.exe.  </w:t>
+      </w:r>
+      <w:r>
+        <w:rPr>
+          <w:sz w:val="18"/>
+        </w:rPr>
+        <w:t>Windows PowerShell 5.1 wraps every stderr line from a native program in a NativeCommandError block, so '2&gt;&amp;1 | Tee-Object' pollutes the log with PowerShell stack traces. cmd's '&gt; bench.log 2&gt;&amp;1' writes plain text. In PowerShell, prefer Start-Transcript (Step 12) over redirecting stderr.</w:t>
+      </w:r>
+    </w:p>
+    <w:p>
+      <w:r>
+        <w:br w:type="page"/>
+      </w:r>
+    </w:p>
+    <w:p>
+      <w:pPr>
+        <w:pStyle w:val="Heading1"/>
+        <w:spacing w:before="320" w:after="120"/>
+      </w:pPr>
+      <w:r>
+        <w:rPr>
+          <w:color w:val="143D59"/>
+          <w:sz w:val="30"/>
+        </w:rPr>
         <w:t>Part A - One-time setup</w:t>
       </w:r>
     </w:p>
@@ -1493,40 +2565,22 @@
       </w:r>
     </w:p>
     <w:p>
-      <w:r>
-        <w:br w:type="page"/>
+      <w:pPr>
+        <w:pStyle w:val="Heading2"/>
+        <w:spacing w:before="260" w:after="60"/>
+      </w:pPr>
+      <w:r>
+        <w:rPr>
+          <w:color w:val="1F4E79"/>
+          <w:sz w:val="23"/>
+        </w:rPr>
+        <w:t>Step 8  -  Prove it actually runs offline</w:t>
       </w:r>
     </w:p>
     <w:p>
       <w:pPr>
-        <w:pStyle w:val="Heading1"/>
-        <w:spacing w:before="320" w:after="120"/>
-      </w:pPr>
-      <w:r>
-        <w:rPr>
-          <w:color w:val="143D59"/>
-          <w:sz w:val="30"/>
-        </w:rPr>
-        <w:t>Part C - Prepare the test data and taxonomy</w:t>
-      </w:r>
-    </w:p>
-    <w:p>
-      <w:pPr>
-        <w:pStyle w:val="Heading2"/>
-        <w:spacing w:before="260" w:after="60"/>
-      </w:pPr>
-      <w:r>
-        <w:rPr>
-          <w:color w:val="1F4E79"/>
-          <w:sz w:val="23"/>
-        </w:rPr>
-        <w:t>Step 8  -  Lay out your test documents</w:t>
-      </w:r>
-    </w:p>
-    <w:p>
-      <w:pPr>
         <w:spacing w:after="60"/>
-        <w:shd w:val="clear" w:color="auto" w:fill="8B5E00"/>
+        <w:shd w:val="clear" w:color="auto" w:fill="1F6F43"/>
       </w:pPr>
       <w:r>
         <w:rPr>
@@ -1534,7 +2588,7 @@
           <w:color w:val="FFFFFF"/>
           <w:sz w:val="16"/>
         </w:rPr>
-        <w:t xml:space="preserve">  ONE-TIME  </w:t>
+        <w:t xml:space="preserve">  EVERY TIME  </w:t>
       </w:r>
     </w:p>
     <w:p>
@@ -1544,6 +2598,379 @@
           <w:i w:val="0"/>
           <w:sz w:val="20"/>
         </w:rPr>
+        <w:t>setup_check.py confirms the models load. It does NOT confirm they loaded from disk rather than being fetched. This does: it blocks the network at the socket layer, then loads every subsystem in turn.</w:t>
+      </w:r>
+    </w:p>
+    <w:p>
+      <w:pPr>
+        <w:spacing w:before="140" w:after="140" w:line="240" w:lineRule="auto"/>
+        <w:ind w:left="202"/>
+        <w:shd w:val="clear" w:color="auto" w:fill="EAF2EA"/>
+      </w:pPr>
+      <w:r>
+        <w:rPr>
+          <w:rFonts w:ascii="Consolas" w:hAnsi="Consolas"/>
+          <w:color w:val="0B2E13"/>
+          <w:sz w:val="18"/>
+        </w:rPr>
+        <w:t>python scripts\audit_offline.py</w:t>
+      </w:r>
+    </w:p>
+    <w:p>
+      <w:pPr>
+        <w:spacing w:before="80" w:after="0" w:line="240" w:lineRule="auto"/>
+        <w:ind w:left="346"/>
+        <w:shd w:val="clear" w:color="auto" w:fill="F4F4F4"/>
+      </w:pPr>
+      <w:r>
+        <w:rPr>
+          <w:rFonts w:ascii="Consolas" w:hAnsi="Consolas"/>
+          <w:color w:val="444444"/>
+          <w:sz w:val="16"/>
+        </w:rPr>
+        <w:t xml:space="preserve">  environment    OK    HF_HUB_OFFLINE=1, TRANSFORMERS_OFFLINE=1, HF_DATASETS_OFFLINE=1</w:t>
+      </w:r>
+    </w:p>
+    <w:p>
+      <w:pPr>
+        <w:spacing w:before="0" w:after="0" w:line="240" w:lineRule="auto"/>
+        <w:ind w:left="346"/>
+        <w:shd w:val="clear" w:color="auto" w:fill="F4F4F4"/>
+      </w:pPr>
+      <w:r>
+        <w:rPr>
+          <w:rFonts w:ascii="Consolas" w:hAnsi="Consolas"/>
+          <w:color w:val="444444"/>
+          <w:sz w:val="16"/>
+        </w:rPr>
+        <w:t xml:space="preserve">  embedder       OK    1024-dim vector from local weights</w:t>
+      </w:r>
+    </w:p>
+    <w:p>
+      <w:pPr>
+        <w:spacing w:before="0" w:after="0" w:line="240" w:lineRule="auto"/>
+        <w:ind w:left="346"/>
+        <w:shd w:val="clear" w:color="auto" w:fill="F4F4F4"/>
+      </w:pPr>
+      <w:r>
+        <w:rPr>
+          <w:rFonts w:ascii="Consolas" w:hAnsi="Consolas"/>
+          <w:color w:val="444444"/>
+          <w:sz w:val="16"/>
+        </w:rPr>
+        <w:t xml:space="preserve">  reranker       OK    top score 0.9967</w:t>
+      </w:r>
+    </w:p>
+    <w:p>
+      <w:pPr>
+        <w:spacing w:before="0" w:after="0" w:line="240" w:lineRule="auto"/>
+        <w:ind w:left="346"/>
+        <w:shd w:val="clear" w:color="auto" w:fill="F4F4F4"/>
+      </w:pPr>
+      <w:r>
+        <w:rPr>
+          <w:rFonts w:ascii="Consolas" w:hAnsi="Consolas"/>
+          <w:color w:val="444444"/>
+          <w:sz w:val="16"/>
+        </w:rPr>
+        <w:t xml:space="preserve">  language-id    OK    detected 'en'</w:t>
+      </w:r>
+    </w:p>
+    <w:p>
+      <w:pPr>
+        <w:spacing w:before="0" w:after="0" w:line="240" w:lineRule="auto"/>
+        <w:ind w:left="346"/>
+        <w:shd w:val="clear" w:color="auto" w:fill="F4F4F4"/>
+      </w:pPr>
+      <w:r>
+        <w:rPr>
+          <w:rFonts w:ascii="Consolas" w:hAnsi="Consolas"/>
+          <w:color w:val="444444"/>
+          <w:sz w:val="16"/>
+        </w:rPr>
+        <w:t xml:space="preserve">  llm            OK    qwen2.5-7b-instruct-q4_k_m-00001-of-00002.gguf responded</w:t>
+      </w:r>
+    </w:p>
+    <w:p>
+      <w:pPr>
+        <w:spacing w:before="0" w:after="0" w:line="240" w:lineRule="auto"/>
+        <w:ind w:left="346"/>
+        <w:shd w:val="clear" w:color="auto" w:fill="F4F4F4"/>
+      </w:pPr>
+      <w:r>
+        <w:rPr>
+          <w:rFonts w:ascii="Consolas" w:hAnsi="Consolas"/>
+          <w:color w:val="444444"/>
+          <w:sz w:val="16"/>
+        </w:rPr>
+        <w:t xml:space="preserve">  keywords       OK    BGE-M3 backend, keywords: monetary policy, inflation, ...</w:t>
+      </w:r>
+    </w:p>
+    <w:p>
+      <w:pPr>
+        <w:spacing w:before="0" w:after="0" w:line="240" w:lineRule="auto"/>
+        <w:ind w:left="346"/>
+        <w:shd w:val="clear" w:color="auto" w:fill="F4F4F4"/>
+      </w:pPr>
+      <w:r>
+        <w:rPr>
+          <w:rFonts w:ascii="Consolas" w:hAnsi="Consolas"/>
+          <w:color w:val="444444"/>
+          <w:sz w:val="16"/>
+        </w:rPr>
+        <w:t xml:space="preserve">  easyocr        OK    reader built from ...\models\easyocr</w:t>
+      </w:r>
+    </w:p>
+    <w:p>
+      <w:pPr>
+        <w:spacing w:before="0" w:after="0" w:line="240" w:lineRule="auto"/>
+        <w:ind w:left="346"/>
+        <w:shd w:val="clear" w:color="auto" w:fill="F4F4F4"/>
+      </w:pPr>
+      <w:r>
+        <w:rPr>
+          <w:rFonts w:ascii="Consolas" w:hAnsi="Consolas"/>
+          <w:color w:val="444444"/>
+          <w:sz w:val="16"/>
+        </w:rPr>
+        <w:t xml:space="preserve">  grobid         OK    not running (fine, it is optional)</w:t>
+      </w:r>
+    </w:p>
+    <w:p>
+      <w:pPr>
+        <w:spacing w:before="0" w:after="0" w:line="240" w:lineRule="auto"/>
+        <w:ind w:left="346"/>
+        <w:shd w:val="clear" w:color="auto" w:fill="F4F4F4"/>
+      </w:pPr>
+      <w:r>
+        <w:rPr>
+          <w:rFonts w:ascii="Consolas" w:hAnsi="Consolas"/>
+          <w:color w:val="444444"/>
+          <w:sz w:val="16"/>
+        </w:rPr>
+        <w:t xml:space="preserve"> </w:t>
+      </w:r>
+    </w:p>
+    <w:p>
+      <w:pPr>
+        <w:spacing w:before="0" w:after="120" w:line="240" w:lineRule="auto"/>
+        <w:ind w:left="346"/>
+        <w:shd w:val="clear" w:color="auto" w:fill="F4F4F4"/>
+      </w:pPr>
+      <w:r>
+        <w:rPr>
+          <w:rFonts w:ascii="Consolas" w:hAnsi="Consolas"/>
+          <w:color w:val="444444"/>
+          <w:sz w:val="16"/>
+        </w:rPr>
+        <w:t xml:space="preserve">  No path attempted a network call.</w:t>
+      </w:r>
+    </w:p>
+    <w:p>
+      <w:pPr>
+        <w:spacing w:before="40" w:after="80"/>
+      </w:pPr>
+      <w:r>
+        <w:rPr>
+          <w:b/>
+          <w:sz w:val="18"/>
+        </w:rPr>
+        <w:t xml:space="preserve">Expect:  </w:t>
+      </w:r>
+      <w:r>
+        <w:rPr>
+          <w:sz w:val="18"/>
+        </w:rPr>
+        <w:t>no NETWORK ACCESS lines. Exit code 0.</w:t>
+      </w:r>
+    </w:p>
+    <w:p>
+      <w:r>
+        <w:rPr>
+          <w:b w:val="0"/>
+          <w:i/>
+          <w:sz w:val="20"/>
+        </w:rPr>
+        <w:t>Skip the slow probes on CPU if you just want the import check:</w:t>
+      </w:r>
+    </w:p>
+    <w:p>
+      <w:pPr>
+        <w:spacing w:before="140" w:after="140" w:line="240" w:lineRule="auto"/>
+        <w:ind w:left="202"/>
+        <w:shd w:val="clear" w:color="auto" w:fill="EAF2EA"/>
+      </w:pPr>
+      <w:r>
+        <w:rPr>
+          <w:rFonts w:ascii="Consolas" w:hAnsi="Consolas"/>
+          <w:color w:val="0B2E13"/>
+          <w:sz w:val="18"/>
+        </w:rPr>
+        <w:t>python scripts\audit_offline.py --skip llm keywords</w:t>
+      </w:r>
+    </w:p>
+    <w:p>
+      <w:pPr>
+        <w:spacing w:before="120" w:after="140"/>
+        <w:ind w:left="144"/>
+        <w:shd w:val="clear" w:color="auto" w:fill="FDEAEA"/>
+      </w:pPr>
+      <w:r>
+        <w:rPr>
+          <w:b/>
+          <w:sz w:val="18"/>
+        </w:rPr>
+        <w:t xml:space="preserve">Why this step exists.  </w:t>
+      </w:r>
+      <w:r>
+        <w:rPr>
+          <w:sz w:val="18"/>
+        </w:rPr>
+        <w:t>Two dependencies in this stack download models at runtime by default, and both shipped undetected because the only symptom is a progress bar in the middle of an ingestion run. KeyBERT ignored a duck-typed embedding adapter and pulled paraphrase-multilingual-MiniLM-L12-v2 (471 MB) per run; EasyOCR fetches its weights from GitHub on first use. Both are fixed, and this audit is what keeps them fixed.</w:t>
+      </w:r>
+    </w:p>
+    <w:p>
+      <w:r>
+        <w:rPr>
+          <w:b w:val="0"/>
+          <w:i/>
+          <w:sz w:val="20"/>
+        </w:rPr>
+        <w:t>If the keywords probe reports NETWORK ACCESS, the BaseEmbedder inheritance in metadata\keyword_extract.py has been broken - see the comment at the top of that file.</w:t>
+      </w:r>
+    </w:p>
+    <w:p>
+      <w:pPr>
+        <w:pStyle w:val="Heading2"/>
+        <w:spacing w:before="260" w:after="60"/>
+      </w:pPr>
+      <w:r>
+        <w:rPr>
+          <w:color w:val="1F4E79"/>
+          <w:sz w:val="23"/>
+        </w:rPr>
+        <w:t>Step 9  -  Fetch the EasyOCR weights (only if you test scanned PDFs)</w:t>
+      </w:r>
+    </w:p>
+    <w:p>
+      <w:pPr>
+        <w:spacing w:after="60"/>
+        <w:shd w:val="clear" w:color="auto" w:fill="8B5E00"/>
+      </w:pPr>
+      <w:r>
+        <w:rPr>
+          <w:b/>
+          <w:color w:val="FFFFFF"/>
+          <w:sz w:val="16"/>
+        </w:rPr>
+        <w:t xml:space="preserve">  ONE-TIME  </w:t>
+      </w:r>
+    </w:p>
+    <w:p>
+      <w:r>
+        <w:rPr>
+          <w:b w:val="0"/>
+          <w:i w:val="0"/>
+          <w:sz w:val="20"/>
+        </w:rPr>
+        <w:t>EasyOCR is the fallback for pages Tesseract reads poorly. Its weights are not part of the main model download because they are only needed for scans.</w:t>
+      </w:r>
+    </w:p>
+    <w:p>
+      <w:pPr>
+        <w:spacing w:before="140" w:after="140" w:line="240" w:lineRule="auto"/>
+        <w:ind w:left="202"/>
+        <w:shd w:val="clear" w:color="auto" w:fill="EAF2EA"/>
+      </w:pPr>
+      <w:r>
+        <w:rPr>
+          <w:rFonts w:ascii="Consolas" w:hAnsi="Consolas"/>
+          <w:color w:val="0B2E13"/>
+          <w:sz w:val="18"/>
+        </w:rPr>
+        <w:t>python scripts\fetch_models.py --only easyocr</w:t>
+      </w:r>
+    </w:p>
+    <w:p>
+      <w:pPr>
+        <w:spacing w:before="40" w:after="80"/>
+      </w:pPr>
+      <w:r>
+        <w:rPr>
+          <w:b/>
+          <w:sz w:val="18"/>
+        </w:rPr>
+        <w:t xml:space="preserve">Expect:  </w:t>
+      </w:r>
+      <w:r>
+        <w:rPr>
+          <w:sz w:val="18"/>
+        </w:rPr>
+        <w:t>craft_mlt_25k.pth (79 MB) and latin_g2.pth (15 MB) in models\easyocr\, both MD5-verified.</w:t>
+      </w:r>
+    </w:p>
+    <w:p>
+      <w:r>
+        <w:rPr>
+          <w:b w:val="0"/>
+          <w:i/>
+          <w:sz w:val="20"/>
+        </w:rPr>
+        <w:t>Without them, OCR simply keeps Tesseract's result instead of failing - so this is optional unless your corpus contains scans.</w:t>
+      </w:r>
+    </w:p>
+    <w:p>
+      <w:r>
+        <w:br w:type="page"/>
+      </w:r>
+    </w:p>
+    <w:p>
+      <w:pPr>
+        <w:pStyle w:val="Heading1"/>
+        <w:spacing w:before="320" w:after="120"/>
+      </w:pPr>
+      <w:r>
+        <w:rPr>
+          <w:color w:val="143D59"/>
+          <w:sz w:val="30"/>
+        </w:rPr>
+        <w:t>Part C - Prepare the test data and taxonomy</w:t>
+      </w:r>
+    </w:p>
+    <w:p>
+      <w:pPr>
+        <w:pStyle w:val="Heading2"/>
+        <w:spacing w:before="260" w:after="60"/>
+      </w:pPr>
+      <w:r>
+        <w:rPr>
+          <w:color w:val="1F4E79"/>
+          <w:sz w:val="23"/>
+        </w:rPr>
+        <w:t>Step 10  -  Lay out your test documents</w:t>
+      </w:r>
+    </w:p>
+    <w:p>
+      <w:pPr>
+        <w:spacing w:after="60"/>
+        <w:shd w:val="clear" w:color="auto" w:fill="8B5E00"/>
+      </w:pPr>
+      <w:r>
+        <w:rPr>
+          <w:b/>
+          <w:color w:val="FFFFFF"/>
+          <w:sz w:val="16"/>
+        </w:rPr>
+        <w:t xml:space="preserve">  ONE-TIME  </w:t>
+      </w:r>
+    </w:p>
+    <w:p>
+      <w:r>
+        <w:rPr>
+          <w:b w:val="0"/>
+          <w:i w:val="0"/>
+          <w:sz w:val="20"/>
+        </w:rPr>
         <w:t>Per-category folders. The benchmark derives ground truth from the folder names, so this is what gets you an accuracy figure for free. Names must match the taxonomy exactly.</w:t>
       </w:r>
     </w:p>
@@ -1695,7 +3122,7 @@
           <w:color w:val="1F4E79"/>
           <w:sz w:val="23"/>
         </w:rPr>
-        <w:t>Step 9  -  Validate the taxonomy file</w:t>
+        <w:t>Step 11  -  Validate the taxonomy file</w:t>
       </w:r>
     </w:p>
     <w:p>
@@ -1832,7 +3259,7 @@
           <w:color w:val="1F4E79"/>
           <w:sz w:val="23"/>
         </w:rPr>
-        <w:t>Step 10  -  Import the taxonomy</w:t>
+        <w:t>Step 12  -  Import the taxonomy</w:t>
       </w:r>
     </w:p>
     <w:p>
@@ -2003,7 +3430,7 @@
           <w:color w:val="1F4E79"/>
           <w:sz w:val="23"/>
         </w:rPr>
-        <w:t>Step 11  -  First, a fast run that skips the LLM-heavy parts</w:t>
+        <w:t>Step 13  -  First, a fast run that skips the LLM-heavy parts</w:t>
       </w:r>
     </w:p>
     <w:p>
@@ -2198,7 +3625,7 @@
           <w:color w:val="1F4E79"/>
           <w:sz w:val="23"/>
         </w:rPr>
-        <w:t>Step 12  -  Then the full run, including report generation</w:t>
+        <w:t>Step 14  -  Then the full run, including report generation</w:t>
       </w:r>
     </w:p>
     <w:p>
@@ -2226,6 +3653,41 @@
       </w:r>
     </w:p>
     <w:p>
+      <w:r>
+        <w:rPr>
+          <w:b w:val="0"/>
+          <w:i w:val="0"/>
+          <w:sz w:val="20"/>
+        </w:rPr>
+        <w:t>The plain form. --json already saves every structured result, so a console log is optional:</w:t>
+      </w:r>
+    </w:p>
+    <w:p>
+      <w:pPr>
+        <w:spacing w:before="140" w:after="140" w:line="240" w:lineRule="auto"/>
+        <w:ind w:left="202"/>
+        <w:shd w:val="clear" w:color="auto" w:fill="EAF2EA"/>
+      </w:pPr>
+      <w:r>
+        <w:rPr>
+          <w:rFonts w:ascii="Consolas" w:hAnsi="Consolas"/>
+          <w:color w:val="0B2E13"/>
+          <w:sz w:val="18"/>
+        </w:rPr>
+        <w:t>python scripts\benchmark.py --folder data\testset --batch 2026-08 --json results_full.json</w:t>
+      </w:r>
+    </w:p>
+    <w:p>
+      <w:r>
+        <w:rPr>
+          <w:b/>
+          <w:i w:val="0"/>
+          <w:sz w:val="20"/>
+        </w:rPr>
+        <w:t>With a log as well - PowerShell:</w:t>
+      </w:r>
+    </w:p>
+    <w:p>
       <w:pPr>
         <w:spacing w:before="140" w:after="0" w:line="240" w:lineRule="auto"/>
         <w:ind w:left="202"/>
@@ -2237,7 +3699,22 @@
           <w:color w:val="0B2E13"/>
           <w:sz w:val="18"/>
         </w:rPr>
-        <w:t>python scripts\benchmark.py --folder data\testset --batch 2026-08 `</w:t>
+        <w:t>Start-Transcript -Path bench.log</w:t>
+      </w:r>
+    </w:p>
+    <w:p>
+      <w:pPr>
+        <w:spacing w:before="0" w:after="0" w:line="240" w:lineRule="auto"/>
+        <w:ind w:left="202"/>
+        <w:shd w:val="clear" w:color="auto" w:fill="EAF2EA"/>
+      </w:pPr>
+      <w:r>
+        <w:rPr>
+          <w:rFonts w:ascii="Consolas" w:hAnsi="Consolas"/>
+          <w:color w:val="0B2E13"/>
+          <w:sz w:val="18"/>
+        </w:rPr>
+        <w:t>python scripts\benchmark.py --folder data\testset --batch 2026-08 --json results_full.json</w:t>
       </w:r>
     </w:p>
     <w:p>
@@ -2252,25 +3729,7 @@
           <w:color w:val="0B2E13"/>
           <w:sz w:val="18"/>
         </w:rPr>
-        <w:t xml:space="preserve">       --json results_full.json 2&gt;&amp;1 | Tee-Object -FilePath bench.log</w:t>
-      </w:r>
-    </w:p>
-    <w:p>
-      <w:pPr>
-        <w:spacing w:before="40" w:after="80"/>
-      </w:pPr>
-      <w:r>
-        <w:rPr>
-          <w:b/>
-          <w:sz w:val="18"/>
-        </w:rPr>
-        <w:t xml:space="preserve">Expect:  </w:t>
-      </w:r>
-      <w:r>
-        <w:rPr>
-          <w:sz w:val="18"/>
-        </w:rPr>
-        <w:t>everything above, plus report timing and the generated digest printed in full.</w:t>
+        <w:t>Stop-Transcript</w:t>
       </w:r>
     </w:p>
     <w:p>
@@ -2280,10 +3739,78 @@
           <w:i/>
           <w:sz w:val="20"/>
         </w:rPr>
-        <w:t>Note the backtick ` is PowerShell's line continuation, not a bash backslash.</w:t>
+        <w:t>Use Start-Transcript rather than '2&gt;&amp;1 | Tee-Object'. PowerShell 5.1 wraps native stderr in NativeCommandError blocks, so the piped form fills the log with PowerShell stack traces around every library warning.</w:t>
       </w:r>
     </w:p>
     <w:p>
+      <w:r>
+        <w:rPr>
+          <w:b/>
+          <w:i w:val="0"/>
+          <w:sz w:val="20"/>
+        </w:rPr>
+        <w:t>With a log as well - cmd.exe:</w:t>
+      </w:r>
+    </w:p>
+    <w:p>
+      <w:pPr>
+        <w:spacing w:before="140" w:after="140" w:line="240" w:lineRule="auto"/>
+        <w:ind w:left="202"/>
+        <w:shd w:val="clear" w:color="auto" w:fill="EAF2EA"/>
+      </w:pPr>
+      <w:r>
+        <w:rPr>
+          <w:rFonts w:ascii="Consolas" w:hAnsi="Consolas"/>
+          <w:color w:val="0B2E13"/>
+          <w:sz w:val="18"/>
+        </w:rPr>
+        <w:t>python scripts\benchmark.py --folder data\testset --batch 2026-08 --json results_full.json &gt; bench.log 2&gt;&amp;1</w:t>
+      </w:r>
+    </w:p>
+    <w:p>
+      <w:r>
+        <w:rPr>
+          <w:b w:val="0"/>
+          <w:i/>
+          <w:sz w:val="20"/>
+        </w:rPr>
+        <w:t>cmd writes plain text, so this log is cleaner than the PowerShell pipeline. It shows nothing live, though - watch progress from a second window:</w:t>
+      </w:r>
+    </w:p>
+    <w:p>
+      <w:pPr>
+        <w:spacing w:before="140" w:after="140" w:line="240" w:lineRule="auto"/>
+        <w:ind w:left="202"/>
+        <w:shd w:val="clear" w:color="auto" w:fill="EAF2EA"/>
+      </w:pPr>
+      <w:r>
+        <w:rPr>
+          <w:rFonts w:ascii="Consolas" w:hAnsi="Consolas"/>
+          <w:color w:val="0B2E13"/>
+          <w:sz w:val="18"/>
+        </w:rPr>
+        <w:t>powershell -Command "Get-Content bench.log -Wait -Tail 20"</w:t>
+      </w:r>
+    </w:p>
+    <w:p>
+      <w:pPr>
+        <w:spacing w:before="40" w:after="80"/>
+      </w:pPr>
+      <w:r>
+        <w:rPr>
+          <w:b/>
+          <w:sz w:val="18"/>
+        </w:rPr>
+        <w:t xml:space="preserve">Expect:  </w:t>
+      </w:r>
+      <w:r>
+        <w:rPr>
+          <w:sz w:val="18"/>
+        </w:rPr>
+        <w:t>everything from Step 11, plus report timing and the generated digest in full.</w:t>
+      </w:r>
+    </w:p>
+    <w:p>
       <w:pPr>
         <w:pStyle w:val="Heading2"/>
         <w:spacing w:before="260" w:after="60"/>
@@ -2293,7 +3820,7 @@
           <w:color w:val="1F4E79"/>
           <w:sz w:val="23"/>
         </w:rPr>
-        <w:t>Step 13  -  Read the classification result</w:t>
+        <w:t>Step 15  -  Read the classification result</w:t>
       </w:r>
     </w:p>
     <w:p>
@@ -2405,7 +3932,7 @@
           <w:color w:val="1F4E79"/>
           <w:sz w:val="23"/>
         </w:rPr>
-        <w:t>Step 14  -  Re-run with a tuned threshold</w:t>
+        <w:t>Step 16  -  Re-run with a tuned threshold</w:t>
       </w:r>
     </w:p>
     <w:p>
@@ -2555,7 +4082,7 @@
           <w:color w:val="1F4E79"/>
           <w:sz w:val="23"/>
         </w:rPr>
-        <w:t>Step 15  -  Semantic search</w:t>
+        <w:t>Step 17  -  Semantic search</w:t>
       </w:r>
     </w:p>
     <w:p>
@@ -2695,7 +4222,7 @@
           <w:color w:val="1F4E79"/>
           <w:sz w:val="23"/>
         </w:rPr>
-        <w:t>Step 16  -  The real monthly workflow</w:t>
+        <w:t>Step 18  -  The real monthly workflow</w:t>
       </w:r>
     </w:p>
     <w:p>
@@ -2855,7 +4382,7 @@
           <w:color w:val="1F4E79"/>
           <w:sz w:val="23"/>
         </w:rPr>
-        <w:t>Step 17  -  Inspect the database</w:t>
+        <w:t>Step 19  -  Inspect the database</w:t>
       </w:r>
     </w:p>
     <w:p>
@@ -3190,7 +4717,7 @@
           <w:color w:val="1F4E79"/>
           <w:sz w:val="23"/>
         </w:rPr>
-        <w:t>Step 18  -  Optional: the desktop UI</w:t>
+        <w:t>Step 20  -  Optional: the desktop UI</w:t>
       </w:r>
     </w:p>
     <w:p>
@@ -3328,7 +4855,7 @@
           <w:color w:val="1F4E79"/>
           <w:sz w:val="23"/>
         </w:rPr>
-        <w:t>Step 19  -  Build the standalone application</w:t>
+        <w:t>Step 21  -  Build the standalone application</w:t>
       </w:r>
     </w:p>
     <w:p>
@@ -4040,6 +5567,294 @@
           </w:p>
         </w:tc>
       </w:tr>
+      <w:tr>
+        <w:tc>
+          <w:tcPr>
+            <w:tcW w:type="dxa" w:w="3744"/>
+          </w:tcPr>
+          <w:p>
+            <w:pPr>
+              <w:spacing w:after="20"/>
+            </w:pPr>
+            <w:r/>
+            <w:r>
+              <w:rPr>
+                <w:sz w:val="17"/>
+              </w:rPr>
+              <w:t>'X is not recognized as an internal or external command'</w:t>
+            </w:r>
+          </w:p>
+        </w:tc>
+        <w:tc>
+          <w:tcPr>
+            <w:tcW w:type="dxa" w:w="5472"/>
+          </w:tcPr>
+          <w:p>
+            <w:pPr>
+              <w:spacing w:after="20"/>
+            </w:pPr>
+            <w:r/>
+            <w:r>
+              <w:rPr>
+                <w:sz w:val="17"/>
+              </w:rPr>
+              <w:t>You are in cmd.exe running a PowerShell cmdlet - see Step 0</w:t>
+            </w:r>
+          </w:p>
+        </w:tc>
+      </w:tr>
+      <w:tr>
+        <w:tc>
+          <w:tcPr>
+            <w:tcW w:type="dxa" w:w="3744"/>
+          </w:tcPr>
+          <w:p>
+            <w:pPr>
+              <w:spacing w:after="20"/>
+            </w:pPr>
+            <w:r/>
+            <w:r>
+              <w:rPr>
+                <w:sz w:val="17"/>
+              </w:rPr>
+              <w:t>'Tee-Object is not recognized'</w:t>
+            </w:r>
+          </w:p>
+        </w:tc>
+        <w:tc>
+          <w:tcPr>
+            <w:tcW w:type="dxa" w:w="5472"/>
+          </w:tcPr>
+          <w:p>
+            <w:pPr>
+              <w:spacing w:after="20"/>
+            </w:pPr>
+            <w:r/>
+            <w:r>
+              <w:rPr>
+                <w:sz w:val="17"/>
+              </w:rPr>
+              <w:t>cmd.exe. Use `&gt; bench.log 2&gt;&amp;1` instead - see Step 12</w:t>
+            </w:r>
+          </w:p>
+        </w:tc>
+      </w:tr>
+      <w:tr>
+        <w:tc>
+          <w:tcPr>
+            <w:tcW w:type="dxa" w:w="3744"/>
+          </w:tcPr>
+          <w:p>
+            <w:pPr>
+              <w:spacing w:after="20"/>
+            </w:pPr>
+            <w:r/>
+            <w:r>
+              <w:rPr>
+                <w:sz w:val="17"/>
+              </w:rPr>
+              <w:t>backtick continuation does nothing / command truncated</w:t>
+            </w:r>
+          </w:p>
+        </w:tc>
+        <w:tc>
+          <w:tcPr>
+            <w:tcW w:type="dxa" w:w="5472"/>
+          </w:tcPr>
+          <w:p>
+            <w:pPr>
+              <w:spacing w:after="20"/>
+            </w:pPr>
+            <w:r/>
+            <w:r>
+              <w:rPr>
+                <w:sz w:val="17"/>
+              </w:rPr>
+              <w:t>cmd.exe. Use `^` or one line - see Step 0</w:t>
+            </w:r>
+          </w:p>
+        </w:tc>
+      </w:tr>
+      <w:tr>
+        <w:tc>
+          <w:tcPr>
+            <w:tcW w:type="dxa" w:w="3744"/>
+          </w:tcPr>
+          <w:p>
+            <w:pPr>
+              <w:spacing w:after="20"/>
+            </w:pPr>
+            <w:r/>
+            <w:r>
+              <w:rPr>
+                <w:sz w:val="17"/>
+              </w:rPr>
+              <w:t>log full of NativeCommandError stack traces</w:t>
+            </w:r>
+          </w:p>
+        </w:tc>
+        <w:tc>
+          <w:tcPr>
+            <w:tcW w:type="dxa" w:w="5472"/>
+          </w:tcPr>
+          <w:p>
+            <w:pPr>
+              <w:spacing w:after="20"/>
+            </w:pPr>
+            <w:r/>
+            <w:r>
+              <w:rPr>
+                <w:sz w:val="17"/>
+              </w:rPr>
+              <w:t>PowerShell decorating native stderr. Use Start-Transcript - see Step 12</w:t>
+            </w:r>
+          </w:p>
+        </w:tc>
+      </w:tr>
+      <w:tr>
+        <w:tc>
+          <w:tcPr>
+            <w:tcW w:type="dxa" w:w="3744"/>
+          </w:tcPr>
+          <w:p>
+            <w:pPr>
+              <w:spacing w:after="20"/>
+            </w:pPr>
+            <w:r/>
+            <w:r>
+              <w:rPr>
+                <w:sz w:val="17"/>
+              </w:rPr>
+              <w:t>a model downloads mid-run (progress bars for some model you never configured)</w:t>
+            </w:r>
+          </w:p>
+        </w:tc>
+        <w:tc>
+          <w:tcPr>
+            <w:tcW w:type="dxa" w:w="5472"/>
+          </w:tcPr>
+          <w:p>
+            <w:pPr>
+              <w:spacing w:after="20"/>
+            </w:pPr>
+            <w:r/>
+            <w:r>
+              <w:rPr>
+                <w:sz w:val="17"/>
+              </w:rPr>
+              <w:t>`python scripts\audit_offline.py` names the leaking subsystem</w:t>
+            </w:r>
+          </w:p>
+        </w:tc>
+      </w:tr>
+      <w:tr>
+        <w:tc>
+          <w:tcPr>
+            <w:tcW w:type="dxa" w:w="3744"/>
+          </w:tcPr>
+          <w:p>
+            <w:pPr>
+              <w:spacing w:after="20"/>
+            </w:pPr>
+            <w:r/>
+            <w:r>
+              <w:rPr>
+                <w:sz w:val="17"/>
+              </w:rPr>
+              <w:t>paraphrase-multilingual-MiniLM-L12-v2 downloads</w:t>
+            </w:r>
+          </w:p>
+        </w:tc>
+        <w:tc>
+          <w:tcPr>
+            <w:tcW w:type="dxa" w:w="5472"/>
+          </w:tcPr>
+          <w:p>
+            <w:pPr>
+              <w:spacing w:after="20"/>
+            </w:pPr>
+            <w:r/>
+            <w:r>
+              <w:rPr>
+                <w:sz w:val="17"/>
+              </w:rPr>
+              <w:t>Stale keyword_extract.py - _BGEBackend must subclass keybert.backend.BaseEmbedder</w:t>
+            </w:r>
+          </w:p>
+        </w:tc>
+      </w:tr>
+      <w:tr>
+        <w:tc>
+          <w:tcPr>
+            <w:tcW w:type="dxa" w:w="3744"/>
+          </w:tcPr>
+          <w:p>
+            <w:pPr>
+              <w:spacing w:after="20"/>
+            </w:pPr>
+            <w:r/>
+            <w:r>
+              <w:rPr>
+                <w:sz w:val="17"/>
+              </w:rPr>
+              <w:t>EasyOCR downloads craft_mlt_25k / latin_g2</w:t>
+            </w:r>
+          </w:p>
+        </w:tc>
+        <w:tc>
+          <w:tcPr>
+            <w:tcW w:type="dxa" w:w="5472"/>
+          </w:tcPr>
+          <w:p>
+            <w:pPr>
+              <w:spacing w:after="20"/>
+            </w:pPr>
+            <w:r/>
+            <w:r>
+              <w:rPr>
+                <w:sz w:val="17"/>
+              </w:rPr>
+              <w:t>`python scripts\fetch_models.py --only easyocr`, and check ocr.easyocr_allow_download is false</w:t>
+            </w:r>
+          </w:p>
+        </w:tc>
+      </w:tr>
+      <w:tr>
+        <w:tc>
+          <w:tcPr>
+            <w:tcW w:type="dxa" w:w="3744"/>
+          </w:tcPr>
+          <w:p>
+            <w:pPr>
+              <w:spacing w:after="20"/>
+            </w:pPr>
+            <w:r/>
+            <w:r>
+              <w:rPr>
+                <w:sz w:val="17"/>
+              </w:rPr>
+              <w:t>huggingface_hub symlink warning on Windows</w:t>
+            </w:r>
+          </w:p>
+        </w:tc>
+        <w:tc>
+          <w:tcPr>
+            <w:tcW w:type="dxa" w:w="5472"/>
+          </w:tcPr>
+          <w:p>
+            <w:pPr>
+              <w:spacing w:after="20"/>
+            </w:pPr>
+            <w:r/>
+            <w:r>
+              <w:rPr>
+                <w:sz w:val="17"/>
+              </w:rPr>
+              <w:t>Harmless. Silence with `$env:HF_HUB_DISABLE_SYMLINKS_WARNING=1`</w:t>
+            </w:r>
+          </w:p>
+        </w:tc>
+      </w:tr>
     </w:tbl>
     <w:p>
       <w:pPr>
@@ -4071,7 +5886,7 @@
           <w:i/>
           <w:sz w:val="20"/>
         </w:rPr>
-        <w:t>Assumes Python 3.12 and Tesseract are already installed (Steps 1 and 4), and your documents are in data\testset\&lt;Category&gt;\.</w:t>
+        <w:t>PowerShell. Assumes Python 3.12 and Tesseract are already installed (Steps 1 and 4), and your documents are in data\testset\&lt;Category&gt;\.</w:t>
       </w:r>
     </w:p>
     <w:p>
@@ -4176,7 +5991,7 @@
           <w:color w:val="0B2E13"/>
           <w:sz w:val="18"/>
         </w:rPr>
-        <w:t># 2. verify</w:t>
+        <w:t># 2. verify - the second command proves nothing reaches the network</w:t>
       </w:r>
     </w:p>
     <w:p>
@@ -4206,7 +6021,7 @@
           <w:color w:val="0B2E13"/>
           <w:sz w:val="18"/>
         </w:rPr>
-        <w:t xml:space="preserve"> </w:t>
+        <w:t>python scripts\audit_offline.py</w:t>
       </w:r>
     </w:p>
     <w:p>
@@ -4221,7 +6036,7 @@
           <w:color w:val="0B2E13"/>
           <w:sz w:val="18"/>
         </w:rPr>
-        <w:t># 3. taxonomy</w:t>
+        <w:t xml:space="preserve"> </w:t>
       </w:r>
     </w:p>
     <w:p>
@@ -4236,7 +6051,7 @@
           <w:color w:val="0B2E13"/>
           <w:sz w:val="18"/>
         </w:rPr>
-        <w:t>python scripts\import_taxonomy.py --file config\taxonomy_manual.json --dry-run</w:t>
+        <w:t># 3. taxonomy</w:t>
       </w:r>
     </w:p>
     <w:p>
@@ -4251,7 +6066,7 @@
           <w:color w:val="0B2E13"/>
           <w:sz w:val="18"/>
         </w:rPr>
-        <w:t>python scripts\import_taxonomy.py --file config\taxonomy_manual.json --replace</w:t>
+        <w:t>python scripts\import_taxonomy.py --file config\taxonomy_manual.json --dry-run</w:t>
       </w:r>
     </w:p>
     <w:p>
@@ -4266,7 +6081,7 @@
           <w:color w:val="0B2E13"/>
           <w:sz w:val="18"/>
         </w:rPr>
-        <w:t xml:space="preserve"> </w:t>
+        <w:t>python scripts\import_taxonomy.py --file config\taxonomy_manual.json --replace</w:t>
       </w:r>
     </w:p>
     <w:p>
@@ -4281,7 +6096,7 @@
           <w:color w:val="0B2E13"/>
           <w:sz w:val="18"/>
         </w:rPr>
-        <w:t># 4. fast pass first (no LLM report) - set metadata.use_llm_fallback: false</w:t>
+        <w:t xml:space="preserve"> </w:t>
       </w:r>
     </w:p>
     <w:p>
@@ -4296,7 +6111,7 @@
           <w:color w:val="0B2E13"/>
           <w:sz w:val="18"/>
         </w:rPr>
-        <w:t>python scripts\benchmark.py --folder data\testset --batch win-fast `</w:t>
+        <w:t># 4. fast pass first (no LLM report) - set metadata.use_llm_fallback: false</w:t>
       </w:r>
     </w:p>
     <w:p>
@@ -4311,7 +6126,7 @@
           <w:color w:val="0B2E13"/>
           <w:sz w:val="18"/>
         </w:rPr>
-        <w:t xml:space="preserve">       --skip-report --json results_fast.json</w:t>
+        <w:t>python scripts\benchmark.py --folder data\testset --batch win-fast `</w:t>
       </w:r>
     </w:p>
     <w:p>
@@ -4326,7 +6141,7 @@
           <w:color w:val="0B2E13"/>
           <w:sz w:val="18"/>
         </w:rPr>
-        <w:t xml:space="preserve"> </w:t>
+        <w:t xml:space="preserve">       --skip-report --json results_fast.json</w:t>
       </w:r>
     </w:p>
     <w:p>
@@ -4341,7 +6156,7 @@
           <w:color w:val="0B2E13"/>
           <w:sz w:val="18"/>
         </w:rPr>
-        <w:t># 5. full pass with the report (slow on CPU)</w:t>
+        <w:t xml:space="preserve"> </w:t>
       </w:r>
     </w:p>
     <w:p>
@@ -4356,7 +6171,7 @@
           <w:color w:val="0B2E13"/>
           <w:sz w:val="18"/>
         </w:rPr>
-        <w:t>python scripts\benchmark.py --folder data\testset --batch 2026-08 `</w:t>
+        <w:t># 5. full pass with the report (slow on CPU)</w:t>
       </w:r>
     </w:p>
     <w:p>
@@ -4371,7 +6186,37 @@
           <w:color w:val="0B2E13"/>
           <w:sz w:val="18"/>
         </w:rPr>
-        <w:t xml:space="preserve">       --json results_full.json 2&gt;&amp;1 | Tee-Object -FilePath bench.log</w:t>
+        <w:t>Start-Transcript -Path bench.log</w:t>
+      </w:r>
+    </w:p>
+    <w:p>
+      <w:pPr>
+        <w:spacing w:before="0" w:after="0" w:line="240" w:lineRule="auto"/>
+        <w:ind w:left="202"/>
+        <w:shd w:val="clear" w:color="auto" w:fill="EAF2EA"/>
+      </w:pPr>
+      <w:r>
+        <w:rPr>
+          <w:rFonts w:ascii="Consolas" w:hAnsi="Consolas"/>
+          <w:color w:val="0B2E13"/>
+          <w:sz w:val="18"/>
+        </w:rPr>
+        <w:t>python scripts\benchmark.py --folder data\testset --batch 2026-08 --json results_full.json</w:t>
+      </w:r>
+    </w:p>
+    <w:p>
+      <w:pPr>
+        <w:spacing w:before="0" w:after="0" w:line="240" w:lineRule="auto"/>
+        <w:ind w:left="202"/>
+        <w:shd w:val="clear" w:color="auto" w:fill="EAF2EA"/>
+      </w:pPr>
+      <w:r>
+        <w:rPr>
+          <w:rFonts w:ascii="Consolas" w:hAnsi="Consolas"/>
+          <w:color w:val="0B2E13"/>
+          <w:sz w:val="18"/>
+        </w:rPr>
+        <w:t>Stop-Transcript</w:t>
       </w:r>
     </w:p>
     <w:p>
